--- a/public/plantilla_entrevista.docx
+++ b/public/plantilla_entrevista.docx
@@ -178,29 +178,71 @@
     <w:p>
       <w:pPr>
         <w:jc w:val="center"/>
+        <w:rPr>
+          <w:sz w:val="18"/>
+          <w:szCs w:val="18"/>
+        </w:rPr>
       </w:pPr>
       <w:r>
+        <w:rPr>
+          <w:sz w:val="18"/>
+          <w:szCs w:val="18"/>
+        </w:rPr>
         <w:t>CODIGO: EPPE-03</w:t>
       </w:r>
-      <w:proofErr w:type="gramStart"/>
-      <w:r>
+      <w:r>
+        <w:rPr>
+          <w:sz w:val="18"/>
+          <w:szCs w:val="18"/>
+        </w:rPr>
         <w:tab/>
-        <w:t xml:space="preserve">  VERSION</w:t>
-      </w:r>
-      <w:proofErr w:type="gramEnd"/>
-      <w:r>
-        <w:t xml:space="preserve">:003 </w:t>
-      </w:r>
-      <w:r>
+        <w:t xml:space="preserve">  VERSION:003 </w:t>
+      </w:r>
+      <w:r>
+        <w:rPr>
+          <w:sz w:val="18"/>
+          <w:szCs w:val="18"/>
+        </w:rPr>
         <w:tab/>
         <w:t>FECHA: 21/02/2026</w:t>
       </w:r>
       <w:r>
+        <w:rPr>
+          <w:sz w:val="18"/>
+          <w:szCs w:val="18"/>
+        </w:rPr>
         <w:tab/>
       </w:r>
       <w:r>
+        <w:rPr>
+          <w:sz w:val="18"/>
+          <w:szCs w:val="18"/>
+        </w:rPr>
         <w:tab/>
         <w:t>FECHA:</w:t>
+      </w:r>
+      <w:r>
+        <w:rPr>
+          <w:sz w:val="18"/>
+          <w:szCs w:val="18"/>
+        </w:rPr>
+        <w:t>{</w:t>
+      </w:r>
+      <w:proofErr w:type="spellStart"/>
+      <w:r>
+        <w:rPr>
+          <w:sz w:val="18"/>
+          <w:szCs w:val="18"/>
+        </w:rPr>
+        <w:t>fecha_generacion</w:t>
+      </w:r>
+      <w:proofErr w:type="spellEnd"/>
+      <w:r>
+        <w:rPr>
+          <w:sz w:val="18"/>
+          <w:szCs w:val="18"/>
+        </w:rPr>
+        <w:t>}</w:t>
       </w:r>
     </w:p>
     <w:p>
@@ -548,7 +590,25 @@
           <w:sz w:val="26"/>
           <w:vertAlign w:val="subscript"/>
         </w:rPr>
-        <w:t xml:space="preserve">?, ¿Cómo se </w:t>
+        <w:t>?, ¿</w:t>
+      </w:r>
+      <w:proofErr w:type="spellStart"/>
+      <w:r>
+        <w:rPr>
+          <w:bCs/>
+          <w:sz w:val="26"/>
+          <w:vertAlign w:val="subscript"/>
+        </w:rPr>
+        <w:t>Cómo</w:t>
+      </w:r>
+      <w:proofErr w:type="spellEnd"/>
+      <w:r>
+        <w:rPr>
+          <w:bCs/>
+          <w:sz w:val="26"/>
+          <w:vertAlign w:val="subscript"/>
+        </w:rPr>
+        <w:t xml:space="preserve"> se </w:t>
       </w:r>
       <w:proofErr w:type="spellStart"/>
       <w:r>
@@ -659,7 +719,6 @@
         <w:t xml:space="preserve"> </w:t>
       </w:r>
       <w:proofErr w:type="spellStart"/>
-      <w:proofErr w:type="gramStart"/>
       <w:r>
         <w:rPr>
           <w:bCs/>
@@ -675,9 +734,18 @@
           <w:sz w:val="26"/>
           <w:vertAlign w:val="subscript"/>
         </w:rPr>
-        <w:t>?/</w:t>
-      </w:r>
-      <w:proofErr w:type="gramEnd"/>
+        <w:t xml:space="preserve">?/ </w:t>
+      </w:r>
+      <w:proofErr w:type="spellStart"/>
+      <w:r>
+        <w:rPr>
+          <w:bCs/>
+          <w:sz w:val="26"/>
+          <w:vertAlign w:val="subscript"/>
+        </w:rPr>
+        <w:t>Funciones</w:t>
+      </w:r>
+      <w:proofErr w:type="spellEnd"/>
       <w:r>
         <w:rPr>
           <w:bCs/>
@@ -693,7 +761,7 @@
           <w:sz w:val="26"/>
           <w:vertAlign w:val="subscript"/>
         </w:rPr>
-        <w:t>Funciones</w:t>
+        <w:t>orgánicas</w:t>
       </w:r>
       <w:proofErr w:type="spellEnd"/>
       <w:r>
@@ -711,24 +779,6 @@
           <w:sz w:val="26"/>
           <w:vertAlign w:val="subscript"/>
         </w:rPr>
-        <w:t>orgánicas</w:t>
-      </w:r>
-      <w:proofErr w:type="spellEnd"/>
-      <w:r>
-        <w:rPr>
-          <w:bCs/>
-          <w:sz w:val="26"/>
-          <w:vertAlign w:val="subscript"/>
-        </w:rPr>
-        <w:t xml:space="preserve"> </w:t>
-      </w:r>
-      <w:proofErr w:type="spellStart"/>
-      <w:r>
-        <w:rPr>
-          <w:bCs/>
-          <w:sz w:val="26"/>
-          <w:vertAlign w:val="subscript"/>
-        </w:rPr>
         <w:t>principales</w:t>
       </w:r>
       <w:proofErr w:type="spellEnd"/>
@@ -888,24 +938,6 @@
       </w:r>
     </w:p>
     <w:p>
-      <w:proofErr w:type="spellStart"/>
-      <w:r>
-        <w:t>Número</w:t>
-      </w:r>
-      <w:proofErr w:type="spellEnd"/>
-      <w:r>
-        <w:t xml:space="preserve"> de </w:t>
-      </w:r>
-      <w:proofErr w:type="spellStart"/>
-      <w:r>
-        <w:t>celular</w:t>
-      </w:r>
-      <w:proofErr w:type="spellEnd"/>
-      <w:r>
-        <w:t xml:space="preserve">: </w:t>
-      </w:r>
-    </w:p>
-    <w:p>
       <w:pPr>
         <w:shd w:val="clear" w:color="auto" w:fill="FFA500"/>
         <w:ind w:firstLine="720"/>
@@ -934,38 +966,10 @@
       <w:r>
         <w:t>}</w:t>
       </w:r>
-      <w:r>
-        <w:tab/>
-      </w:r>
-      <w:r>
-        <w:tab/>
-      </w:r>
-      <w:r>
-        <w:tab/>
-      </w:r>
-      <w:r>
-        <w:tab/>
-      </w:r>
-      <w:r>
-        <w:tab/>
-        <w:t>Edad:</w:t>
-      </w:r>
-      <w:r>
-        <w:t xml:space="preserve"> {</w:t>
-      </w:r>
-      <w:proofErr w:type="spellStart"/>
-      <w:r>
-        <w:t>padre_edad</w:t>
-      </w:r>
-      <w:proofErr w:type="spellEnd"/>
-      <w:r>
-        <w:t>}</w:t>
-      </w:r>
     </w:p>
     <w:p>
       <w:proofErr w:type="spellStart"/>
       <w:r>
-        <w:lastRenderedPageBreak/>
         <w:t>Escolaridad</w:t>
       </w:r>
       <w:proofErr w:type="spellEnd"/>
@@ -995,6 +999,7 @@
     <w:p>
       <w:proofErr w:type="spellStart"/>
       <w:r>
+        <w:lastRenderedPageBreak/>
         <w:t>Padece</w:t>
       </w:r>
       <w:proofErr w:type="spellEnd"/>
@@ -1056,11 +1061,7 @@
     <w:p/>
     <w:p>
       <w:r>
-        <w:t>Nombre de la madre</w:t>
-      </w:r>
-      <w:proofErr w:type="gramStart"/>
-      <w:r>
-        <w:t>:</w:t>
+        <w:t>Nombre de la madre:</w:t>
       </w:r>
       <w:r>
         <w:tab/>
@@ -1069,33 +1070,8 @@
         <w:t>{</w:t>
       </w:r>
       <w:proofErr w:type="spellStart"/>
-      <w:proofErr w:type="gramEnd"/>
       <w:r>
         <w:t>madre_nombre</w:t>
-      </w:r>
-      <w:proofErr w:type="spellEnd"/>
-      <w:r>
-        <w:t>}</w:t>
-      </w:r>
-      <w:r>
-        <w:tab/>
-      </w:r>
-      <w:r>
-        <w:tab/>
-      </w:r>
-      <w:r>
-        <w:tab/>
-      </w:r>
-      <w:r>
-        <w:tab/>
-        <w:t>Edad:</w:t>
-      </w:r>
-      <w:r>
-        <w:t xml:space="preserve"> {</w:t>
-      </w:r>
-      <w:proofErr w:type="spellStart"/>
-      <w:r>
-        <w:t>madre_edad</w:t>
       </w:r>
       <w:proofErr w:type="spellEnd"/>
       <w:r>
@@ -6602,16 +6578,6 @@
                 <w:lang w:val="es-ES" w:eastAsia="es-ES"/>
               </w:rPr>
               <w:br/>
-            </w:r>
-            <w:r>
-              <w:rPr>
-                <w:rFonts w:ascii="Calibri" w:eastAsia="Times New Roman" w:hAnsi="Calibri" w:cs="Calibri"/>
-                <w:color w:val="000000"/>
-                <w:sz w:val="14"/>
-                <w:szCs w:val="14"/>
-                <w:lang w:val="es-ES" w:eastAsia="es-ES"/>
-              </w:rPr>
-              <w:lastRenderedPageBreak/>
               <w:t>Estrés ligera/menor: 12-21</w:t>
             </w:r>
             <w:r>
@@ -6634,6 +6600,16 @@
                 <w:lang w:val="es-ES" w:eastAsia="es-ES"/>
               </w:rPr>
               <w:br/>
+            </w:r>
+            <w:r>
+              <w:rPr>
+                <w:rFonts w:ascii="Calibri" w:eastAsia="Times New Roman" w:hAnsi="Calibri" w:cs="Calibri"/>
+                <w:color w:val="000000"/>
+                <w:sz w:val="14"/>
+                <w:szCs w:val="14"/>
+                <w:lang w:val="es-ES" w:eastAsia="es-ES"/>
+              </w:rPr>
+              <w:lastRenderedPageBreak/>
               <w:t xml:space="preserve">Estrés severa: &gt; 30 </w:t>
             </w:r>
           </w:p>
@@ -6778,16 +6754,6 @@
                 <w:lang w:val="es-ES" w:eastAsia="es-ES"/>
               </w:rPr>
               <w:br/>
-            </w:r>
-            <w:r>
-              <w:rPr>
-                <w:rFonts w:ascii="Calibri" w:eastAsia="Times New Roman" w:hAnsi="Calibri" w:cs="Calibri"/>
-                <w:color w:val="000000"/>
-                <w:sz w:val="14"/>
-                <w:szCs w:val="14"/>
-                <w:lang w:val="es-ES" w:eastAsia="es-ES"/>
-              </w:rPr>
-              <w:lastRenderedPageBreak/>
               <w:t>Ansiedad ligera/menor: 12-21</w:t>
             </w:r>
             <w:r>
@@ -6810,6 +6776,16 @@
                 <w:lang w:val="es-ES" w:eastAsia="es-ES"/>
               </w:rPr>
               <w:br/>
+            </w:r>
+            <w:r>
+              <w:rPr>
+                <w:rFonts w:ascii="Calibri" w:eastAsia="Times New Roman" w:hAnsi="Calibri" w:cs="Calibri"/>
+                <w:color w:val="000000"/>
+                <w:sz w:val="14"/>
+                <w:szCs w:val="14"/>
+                <w:lang w:val="es-ES" w:eastAsia="es-ES"/>
+              </w:rPr>
+              <w:lastRenderedPageBreak/>
               <w:t>Ansiedad muy severa: &gt;30</w:t>
             </w:r>
           </w:p>
@@ -6953,18 +6929,7 @@
                 <w:szCs w:val="14"/>
                 <w:lang w:val="es-ES" w:eastAsia="es-ES"/>
               </w:rPr>
-              <w:t>Sin depresión: 0-</w:t>
-            </w:r>
-            <w:r>
-              <w:rPr>
-                <w:rFonts w:ascii="Calibri" w:eastAsia="Times New Roman" w:hAnsi="Calibri" w:cs="Calibri"/>
-                <w:color w:val="000000"/>
-                <w:sz w:val="14"/>
-                <w:szCs w:val="14"/>
-                <w:lang w:val="es-ES" w:eastAsia="es-ES"/>
-              </w:rPr>
-              <w:lastRenderedPageBreak/>
-              <w:t>12</w:t>
+              <w:t>Sin depresión: 0-12</w:t>
             </w:r>
             <w:r>
               <w:rPr>
@@ -6986,7 +6951,18 @@
                 <w:lang w:val="es-ES" w:eastAsia="es-ES"/>
               </w:rPr>
               <w:br/>
-              <w:t>Depresión moderada: 22-29</w:t>
+              <w:t xml:space="preserve">Depresión moderada: </w:t>
+            </w:r>
+            <w:r>
+              <w:rPr>
+                <w:rFonts w:ascii="Calibri" w:eastAsia="Times New Roman" w:hAnsi="Calibri" w:cs="Calibri"/>
+                <w:color w:val="000000"/>
+                <w:sz w:val="14"/>
+                <w:szCs w:val="14"/>
+                <w:lang w:val="es-ES" w:eastAsia="es-ES"/>
+              </w:rPr>
+              <w:lastRenderedPageBreak/>
+              <w:t>22-29</w:t>
             </w:r>
             <w:r>
               <w:rPr>
@@ -7660,17 +7636,12 @@
         <w:t xml:space="preserve"> poco </w:t>
       </w:r>
       <w:proofErr w:type="spellStart"/>
-      <w:proofErr w:type="gramStart"/>
       <w:r>
         <w:t>frecuente</w:t>
       </w:r>
       <w:proofErr w:type="spellEnd"/>
       <w:r>
-        <w:t xml:space="preserve">  y</w:t>
-      </w:r>
-      <w:proofErr w:type="gramEnd"/>
-      <w:r>
-        <w:t xml:space="preserve"> 10 </w:t>
+        <w:t xml:space="preserve">  y 10 </w:t>
       </w:r>
       <w:proofErr w:type="spellStart"/>
       <w:r>
@@ -7743,10 +7714,7 @@
     <w:p>
       <w:proofErr w:type="spellStart"/>
       <w:r>
-        <w:t>C</w:t>
-      </w:r>
-      <w:r>
-        <w:t>onsumo</w:t>
+        <w:t>Consumo</w:t>
       </w:r>
       <w:proofErr w:type="spellEnd"/>
       <w:r>
@@ -7767,10 +7735,7 @@
     <w:p>
       <w:proofErr w:type="spellStart"/>
       <w:r>
-        <w:t>C</w:t>
-      </w:r>
-      <w:r>
-        <w:t>onsumo</w:t>
+        <w:t>Consumo</w:t>
       </w:r>
       <w:proofErr w:type="spellEnd"/>
       <w:r>
@@ -7935,18 +7900,13 @@
       </w:r>
       <w:proofErr w:type="spellStart"/>
       <w:r>
-        <w:t>proxima_sesion_</w:t>
-      </w:r>
-      <w:proofErr w:type="gramStart"/>
-      <w:r>
-        <w:t>fecha</w:t>
+        <w:t>proxima_sesion_fecha</w:t>
       </w:r>
       <w:proofErr w:type="spellEnd"/>
       <w:r>
         <w:t>}  {</w:t>
       </w:r>
       <w:proofErr w:type="spellStart"/>
-      <w:proofErr w:type="gramEnd"/>
       <w:r>
         <w:t>proxima_sesion_hora</w:t>
       </w:r>
@@ -8011,19 +7971,11 @@
       </w:r>
       <w:proofErr w:type="spellStart"/>
       <w:r>
-        <w:t>nro_</w:t>
-      </w:r>
-      <w:proofErr w:type="gramStart"/>
-      <w:r>
-        <w:t>sesion</w:t>
+        <w:t>nro_sesion</w:t>
       </w:r>
       <w:proofErr w:type="spellEnd"/>
       <w:r>
-        <w:t xml:space="preserve">}   </w:t>
-      </w:r>
-      <w:proofErr w:type="gramEnd"/>
-      <w:r>
-        <w:t xml:space="preserve">                 </w:t>
+        <w:t xml:space="preserve">}                    </w:t>
       </w:r>
       <w:proofErr w:type="spellStart"/>
       <w:r>
@@ -8044,7 +7996,6 @@
     </w:p>
     <w:p>
       <w:r>
-        <w:lastRenderedPageBreak/>
         <w:t>{</w:t>
       </w:r>
       <w:proofErr w:type="spellStart"/>
@@ -8066,21 +8017,22 @@
         <w:t>: {</w:t>
       </w:r>
       <w:proofErr w:type="spellStart"/>
-      <w:proofErr w:type="gramStart"/>
       <w:r>
         <w:t>tipologia</w:t>
       </w:r>
       <w:proofErr w:type="spellEnd"/>
       <w:r>
-        <w:t xml:space="preserve">}   </w:t>
-      </w:r>
-      <w:proofErr w:type="gramEnd"/>
-      <w:r>
-        <w:t xml:space="preserve"> </w:t>
-      </w:r>
+        <w:t xml:space="preserve">}    </w:t>
+      </w:r>
+    </w:p>
+    <w:p>
       <w:proofErr w:type="spellStart"/>
       <w:r>
+        <w:lastRenderedPageBreak/>
         <w:t>Graveda</w:t>
+      </w:r>
+      <w:r>
+        <w:t>d</w:t>
       </w:r>
       <w:proofErr w:type="spellEnd"/>
       <w:r>
